--- a/Documents/Debug_ESP32_using_VS_Code_and_PlatformIO.docx
+++ b/Documents/Debug_ESP32_using_VS_Code_and_PlatformIO.docx
@@ -12,19 +12,81 @@
         <w:rPr>
           <w:color w:val="C00000"/>
         </w:rPr>
-        <w:t>Last updated 2</w:t>
+        <w:t>Last updated</w:t>
       </w:r>
       <w:r>
         <w:rPr>
           <w:color w:val="C00000"/>
         </w:rPr>
-        <w:t>7</w:t>
+        <w:t xml:space="preserve">: </w:t>
       </w:r>
       <w:r>
         <w:rPr>
           <w:color w:val="C00000"/>
         </w:rPr>
-        <w:t xml:space="preserve"> May 2024</w:t>
+        <w:fldChar w:fldCharType="begin"/>
+      </w:r>
+      <w:r>
+        <w:rPr>
+          <w:color w:val="C00000"/>
+        </w:rPr>
+        <w:instrText xml:space="preserve"> DATE \@ "dddd, dd MMMM yyyy" </w:instrText>
+      </w:r>
+      <w:r>
+        <w:rPr>
+          <w:color w:val="C00000"/>
+        </w:rPr>
+        <w:fldChar w:fldCharType="separate"/>
+      </w:r>
+      <w:r>
+        <w:rPr>
+          <w:noProof/>
+          <w:color w:val="C00000"/>
+        </w:rPr>
+        <w:t>Thursday, 30 May 2024</w:t>
+      </w:r>
+      <w:r>
+        <w:rPr>
+          <w:color w:val="C00000"/>
+        </w:rPr>
+        <w:fldChar w:fldCharType="end"/>
+      </w:r>
+      <w:r>
+        <w:rPr>
+          <w:color w:val="C00000"/>
+        </w:rPr>
+        <w:t xml:space="preserve"> at </w:t>
+      </w:r>
+      <w:r>
+        <w:rPr>
+          <w:color w:val="C00000"/>
+        </w:rPr>
+        <w:fldChar w:fldCharType="begin"/>
+      </w:r>
+      <w:r>
+        <w:rPr>
+          <w:color w:val="C00000"/>
+        </w:rPr>
+        <w:instrText xml:space="preserve"> DATE \@ "h:mm am/pm" </w:instrText>
+      </w:r>
+      <w:r>
+        <w:rPr>
+          <w:color w:val="C00000"/>
+        </w:rPr>
+        <w:fldChar w:fldCharType="separate"/>
+      </w:r>
+      <w:r>
+        <w:rPr>
+          <w:noProof/>
+          <w:color w:val="C00000"/>
+        </w:rPr>
+        <w:t>12:13 PM</w:t>
+      </w:r>
+      <w:r>
+        <w:rPr>
+          <w:color w:val="C00000"/>
+        </w:rPr>
+        <w:fldChar w:fldCharType="end"/>
       </w:r>
     </w:p>
     <w:p>
@@ -138,7 +200,15 @@
         </w:numPr>
       </w:pPr>
       <w:r>
-        <w:t>Open Windows Device Manager to see two new COM ports in the ports section.</w:t>
+        <w:t xml:space="preserve">Open Windows Device Manager to see two new COM ports in the </w:t>
+      </w:r>
+      <w:proofErr w:type="spellStart"/>
+      <w:r>
+        <w:t>ports</w:t>
+      </w:r>
+      <w:proofErr w:type="spellEnd"/>
+      <w:r>
+        <w:t xml:space="preserve"> section.</w:t>
       </w:r>
     </w:p>
     <w:p>
@@ -170,8 +240,13 @@
       <w:r>
         <w:t xml:space="preserve"> and replace the FTDI driver with </w:t>
       </w:r>
-      <w:r>
-        <w:t>WinUSB (v6.1.7600.16385)</w:t>
+      <w:proofErr w:type="spellStart"/>
+      <w:r>
+        <w:t>WinUSB</w:t>
+      </w:r>
+      <w:proofErr w:type="spellEnd"/>
+      <w:r>
+        <w:t xml:space="preserve"> (v6.1.7600.16385)</w:t>
       </w:r>
       <w:r>
         <w:t>, or similar.</w:t>
@@ -421,31 +496,64 @@
         </w:numPr>
       </w:pPr>
       <w:r>
-        <w:t>In each Workspace folder is a file like: workspace.json</w:t>
-      </w:r>
-    </w:p>
-    <w:p>
-      <w:pPr>
-        <w:pStyle w:val="ListParagraph"/>
-        <w:numPr>
-          <w:ilvl w:val="1"/>
-          <w:numId w:val="2"/>
-        </w:numPr>
-      </w:pPr>
-      <w:r>
-        <w:t>The workspace.json file is a text file that contains paths to project folders</w:t>
-      </w:r>
-    </w:p>
-    <w:p>
-      <w:pPr>
-        <w:pStyle w:val="ListParagraph"/>
-        <w:numPr>
-          <w:ilvl w:val="1"/>
-          <w:numId w:val="2"/>
-        </w:numPr>
-      </w:pPr>
-      <w:r>
-        <w:t>Multiple projects and their .json references can exist and are listed in</w:t>
+        <w:t xml:space="preserve">In each Workspace folder is a file like: </w:t>
+      </w:r>
+      <w:proofErr w:type="spellStart"/>
+      <w:proofErr w:type="gramStart"/>
+      <w:r>
+        <w:t>workspace.json</w:t>
+      </w:r>
+      <w:proofErr w:type="spellEnd"/>
+      <w:proofErr w:type="gramEnd"/>
+    </w:p>
+    <w:p>
+      <w:pPr>
+        <w:pStyle w:val="ListParagraph"/>
+        <w:numPr>
+          <w:ilvl w:val="1"/>
+          <w:numId w:val="2"/>
+        </w:numPr>
+      </w:pPr>
+      <w:r>
+        <w:t xml:space="preserve">The </w:t>
+      </w:r>
+      <w:proofErr w:type="spellStart"/>
+      <w:r>
+        <w:t>workspace.json</w:t>
+      </w:r>
+      <w:proofErr w:type="spellEnd"/>
+      <w:r>
+        <w:t xml:space="preserve"> file is a text file that contains paths to project folders</w:t>
+      </w:r>
+    </w:p>
+    <w:p>
+      <w:pPr>
+        <w:pStyle w:val="ListParagraph"/>
+        <w:numPr>
+          <w:ilvl w:val="1"/>
+          <w:numId w:val="2"/>
+        </w:numPr>
+      </w:pPr>
+      <w:r>
+        <w:t xml:space="preserve">Multiple projects and </w:t>
+      </w:r>
+      <w:proofErr w:type="spellStart"/>
+      <w:proofErr w:type="gramStart"/>
+      <w:r>
+        <w:t>their</w:t>
+      </w:r>
+      <w:proofErr w:type="spellEnd"/>
+      <w:r>
+        <w:t xml:space="preserve"> .</w:t>
+      </w:r>
+      <w:proofErr w:type="spellStart"/>
+      <w:r>
+        <w:t>json</w:t>
+      </w:r>
+      <w:proofErr w:type="spellEnd"/>
+      <w:proofErr w:type="gramEnd"/>
+      <w:r>
+        <w:t xml:space="preserve"> references can exist and are listed in</w:t>
       </w:r>
       <w:r>
         <w:t xml:space="preserve"> VSCode explorer</w:t>
@@ -484,433 +592,19 @@
           <w:sz w:val="24"/>
           <w:szCs w:val="24"/>
         </w:rPr>
-        <w:t>Create a new C++  main.cpp file</w:t>
-      </w:r>
-    </w:p>
-    <w:p>
-      <w:pPr>
-        <w:pStyle w:val="ListParagraph"/>
-        <w:numPr>
-          <w:ilvl w:val="1"/>
-          <w:numId w:val="2"/>
-        </w:numPr>
-      </w:pPr>
-      <w:r>
-        <w:t>Click the PlatformIO extension button in the activity bar at the left</w:t>
-      </w:r>
-    </w:p>
-    <w:p>
-      <w:pPr>
-        <w:pStyle w:val="ListParagraph"/>
-        <w:numPr>
-          <w:ilvl w:val="1"/>
-          <w:numId w:val="2"/>
-        </w:numPr>
-      </w:pPr>
-      <w:r>
-        <w:t>Under quick access click PIO Home &gt; Open</w:t>
-      </w:r>
-    </w:p>
-    <w:p>
-      <w:pPr>
-        <w:pStyle w:val="ListParagraph"/>
-        <w:numPr>
-          <w:ilvl w:val="1"/>
-          <w:numId w:val="2"/>
-        </w:numPr>
-      </w:pPr>
-      <w:r>
-        <w:t>Then in the HOME tab click NEW PROJECT</w:t>
-      </w:r>
-    </w:p>
-    <w:p>
-      <w:pPr>
-        <w:pStyle w:val="ListParagraph"/>
-        <w:numPr>
-          <w:ilvl w:val="2"/>
-          <w:numId w:val="2"/>
-        </w:numPr>
-      </w:pPr>
-      <w:r>
-        <w:t>Give the project a name</w:t>
-      </w:r>
-    </w:p>
-    <w:p>
-      <w:pPr>
-        <w:pStyle w:val="ListParagraph"/>
-        <w:numPr>
-          <w:ilvl w:val="2"/>
-          <w:numId w:val="2"/>
-        </w:numPr>
-      </w:pPr>
-      <w:r>
-        <w:t>Choose a board by searching on a partial name e.g. ESP32 Dev…</w:t>
-      </w:r>
-    </w:p>
-    <w:p>
-      <w:pPr>
-        <w:pStyle w:val="ListParagraph"/>
-        <w:numPr>
-          <w:ilvl w:val="2"/>
-          <w:numId w:val="2"/>
-        </w:numPr>
-      </w:pPr>
-      <w:r>
-        <w:t>Choose a FRAMEWORK e.g. Arduino</w:t>
-      </w:r>
-    </w:p>
-    <w:p>
-      <w:pPr>
-        <w:pStyle w:val="ListParagraph"/>
-        <w:numPr>
-          <w:ilvl w:val="1"/>
-          <w:numId w:val="2"/>
-        </w:numPr>
-      </w:pPr>
-      <w:r>
-        <w:t>An example main.cpp</w:t>
-      </w:r>
-    </w:p>
-    <w:p>
-      <w:pPr>
-        <w:pStyle w:val="ListParagraph"/>
-        <w:numPr>
-          <w:ilvl w:val="2"/>
-          <w:numId w:val="4"/>
-        </w:numPr>
-        <w:spacing w:after="0"/>
-      </w:pPr>
-      <w:r>
-        <w:t>#include &lt;Arduino.h&gt; //part of PlatformIO Arduino framework</w:t>
-      </w:r>
-    </w:p>
-    <w:p>
-      <w:pPr>
-        <w:pStyle w:val="ListParagraph"/>
-        <w:numPr>
-          <w:ilvl w:val="2"/>
-          <w:numId w:val="4"/>
-        </w:numPr>
-        <w:spacing w:after="0"/>
-      </w:pPr>
-      <w:r>
-        <w:t>#include "Arduino_GFX_Library.h" //in lib folder</w:t>
-      </w:r>
-    </w:p>
-    <w:p>
-      <w:pPr>
-        <w:pStyle w:val="ListParagraph"/>
-        <w:numPr>
-          <w:ilvl w:val="2"/>
-          <w:numId w:val="4"/>
-        </w:numPr>
-        <w:spacing w:after="0"/>
-      </w:pPr>
-      <w:r>
-        <w:t>#include "RunningAverage.h" //in lib folder</w:t>
-      </w:r>
-    </w:p>
-    <w:p>
-      <w:pPr>
-        <w:pStyle w:val="ListParagraph"/>
-        <w:numPr>
-          <w:ilvl w:val="2"/>
-          <w:numId w:val="4"/>
-        </w:numPr>
-        <w:spacing w:after="0"/>
-      </w:pPr>
-      <w:r>
-        <w:t>// put function declarations here:</w:t>
-      </w:r>
-    </w:p>
-    <w:p>
-      <w:pPr>
-        <w:pStyle w:val="ListParagraph"/>
-        <w:numPr>
-          <w:ilvl w:val="2"/>
-          <w:numId w:val="4"/>
-        </w:numPr>
-        <w:spacing w:after="0"/>
-      </w:pPr>
-      <w:r>
-        <w:t>int count = 0;</w:t>
-      </w:r>
-    </w:p>
-    <w:p>
-      <w:pPr>
-        <w:pStyle w:val="ListParagraph"/>
-        <w:numPr>
-          <w:ilvl w:val="2"/>
-          <w:numId w:val="4"/>
-        </w:numPr>
-        <w:spacing w:after="0"/>
-      </w:pPr>
-      <w:r>
-        <w:lastRenderedPageBreak/>
-        <w:t>static unsigned long counter = 5;</w:t>
-      </w:r>
-    </w:p>
-    <w:p>
-      <w:pPr>
-        <w:pStyle w:val="ListParagraph"/>
-        <w:numPr>
-          <w:ilvl w:val="2"/>
-          <w:numId w:val="4"/>
-        </w:numPr>
-        <w:spacing w:after="0"/>
-      </w:pPr>
-      <w:r>
-        <w:t>void setup() {</w:t>
-      </w:r>
-    </w:p>
-    <w:p>
-      <w:pPr>
-        <w:pStyle w:val="ListParagraph"/>
-        <w:numPr>
-          <w:ilvl w:val="2"/>
-          <w:numId w:val="4"/>
-        </w:numPr>
-        <w:spacing w:after="0"/>
-      </w:pPr>
-      <w:r>
-        <w:t xml:space="preserve">  // put your setup code here, to run once:</w:t>
-      </w:r>
-    </w:p>
-    <w:p>
-      <w:pPr>
-        <w:pStyle w:val="ListParagraph"/>
-        <w:numPr>
-          <w:ilvl w:val="2"/>
-          <w:numId w:val="4"/>
-        </w:numPr>
-        <w:spacing w:after="0"/>
-      </w:pPr>
-      <w:r>
-        <w:t xml:space="preserve">  pinMode(2,OUTPUT);</w:t>
-      </w:r>
-    </w:p>
-    <w:p>
-      <w:pPr>
-        <w:pStyle w:val="ListParagraph"/>
-        <w:numPr>
-          <w:ilvl w:val="2"/>
-          <w:numId w:val="4"/>
-        </w:numPr>
-        <w:spacing w:after="0"/>
-      </w:pPr>
-      <w:r>
-        <w:t xml:space="preserve">  Serial.begin(115200); // send and receive at 9600 baud</w:t>
-      </w:r>
-    </w:p>
-    <w:p>
-      <w:pPr>
-        <w:pStyle w:val="ListParagraph"/>
-        <w:numPr>
-          <w:ilvl w:val="2"/>
-          <w:numId w:val="4"/>
-        </w:numPr>
-        <w:spacing w:after="0"/>
-      </w:pPr>
-      <w:r>
-        <w:t>}</w:t>
-      </w:r>
-    </w:p>
-    <w:p>
-      <w:pPr>
-        <w:pStyle w:val="ListParagraph"/>
-        <w:numPr>
-          <w:ilvl w:val="2"/>
-          <w:numId w:val="4"/>
-        </w:numPr>
-        <w:spacing w:after="0"/>
-      </w:pPr>
-      <w:r>
-        <w:t>void loop() {</w:t>
-      </w:r>
-    </w:p>
-    <w:p>
-      <w:pPr>
-        <w:pStyle w:val="ListParagraph"/>
-        <w:numPr>
-          <w:ilvl w:val="2"/>
-          <w:numId w:val="4"/>
-        </w:numPr>
-        <w:spacing w:after="0"/>
-      </w:pPr>
-      <w:r>
-        <w:t xml:space="preserve">  // put your main code here, to run repeatedly:</w:t>
-      </w:r>
-    </w:p>
-    <w:p>
-      <w:pPr>
-        <w:pStyle w:val="ListParagraph"/>
-        <w:numPr>
-          <w:ilvl w:val="2"/>
-          <w:numId w:val="4"/>
-        </w:numPr>
-        <w:spacing w:after="0"/>
-      </w:pPr>
-      <w:r>
-        <w:t>// turn the LED off (HIGH is the voltage level)</w:t>
-      </w:r>
-    </w:p>
-    <w:p>
-      <w:pPr>
-        <w:pStyle w:val="ListParagraph"/>
-        <w:numPr>
-          <w:ilvl w:val="2"/>
-          <w:numId w:val="4"/>
-        </w:numPr>
-        <w:spacing w:after="0"/>
-      </w:pPr>
-      <w:r>
-        <w:t xml:space="preserve">  digitalWrite(LED_BUILTIN, HIGH);</w:t>
-      </w:r>
-    </w:p>
-    <w:p>
-      <w:pPr>
-        <w:pStyle w:val="ListParagraph"/>
-        <w:numPr>
-          <w:ilvl w:val="2"/>
-          <w:numId w:val="4"/>
-        </w:numPr>
-        <w:spacing w:after="0"/>
-      </w:pPr>
-      <w:r>
-        <w:t xml:space="preserve">  // wait for a second</w:t>
-      </w:r>
-    </w:p>
-    <w:p>
-      <w:pPr>
-        <w:pStyle w:val="ListParagraph"/>
-        <w:numPr>
-          <w:ilvl w:val="2"/>
-          <w:numId w:val="4"/>
-        </w:numPr>
-        <w:spacing w:after="0"/>
-      </w:pPr>
-      <w:r>
-        <w:t xml:space="preserve">  delay(500);</w:t>
-      </w:r>
-    </w:p>
-    <w:p>
-      <w:pPr>
-        <w:pStyle w:val="ListParagraph"/>
-        <w:numPr>
-          <w:ilvl w:val="2"/>
-          <w:numId w:val="4"/>
-        </w:numPr>
-        <w:spacing w:after="0"/>
-      </w:pPr>
-      <w:r>
-        <w:t xml:space="preserve">  // turn the LED on by making the voltage LOW</w:t>
-      </w:r>
-    </w:p>
-    <w:p>
-      <w:pPr>
-        <w:pStyle w:val="ListParagraph"/>
-        <w:numPr>
-          <w:ilvl w:val="2"/>
-          <w:numId w:val="4"/>
-        </w:numPr>
-        <w:spacing w:after="0"/>
-      </w:pPr>
-      <w:r>
-        <w:t xml:space="preserve">  digitalWrite(LED_BUILTIN, LOW);</w:t>
-      </w:r>
-    </w:p>
-    <w:p>
-      <w:pPr>
-        <w:pStyle w:val="ListParagraph"/>
-        <w:numPr>
-          <w:ilvl w:val="2"/>
-          <w:numId w:val="4"/>
-        </w:numPr>
-        <w:spacing w:after="0"/>
-      </w:pPr>
-      <w:r>
-        <w:t xml:space="preserve">  // wait for a second</w:t>
-      </w:r>
-    </w:p>
-    <w:p>
-      <w:pPr>
-        <w:pStyle w:val="ListParagraph"/>
-        <w:numPr>
-          <w:ilvl w:val="2"/>
-          <w:numId w:val="4"/>
-        </w:numPr>
-        <w:spacing w:after="0"/>
-      </w:pPr>
-      <w:r>
-        <w:t xml:space="preserve">  delay(500);</w:t>
-      </w:r>
-    </w:p>
-    <w:p>
-      <w:pPr>
-        <w:pStyle w:val="ListParagraph"/>
-        <w:numPr>
-          <w:ilvl w:val="2"/>
-          <w:numId w:val="4"/>
-        </w:numPr>
-        <w:spacing w:after="0"/>
-      </w:pPr>
-      <w:r>
-        <w:t xml:space="preserve">  count++;</w:t>
-      </w:r>
-    </w:p>
-    <w:p>
-      <w:pPr>
-        <w:pStyle w:val="ListParagraph"/>
-        <w:numPr>
-          <w:ilvl w:val="2"/>
-          <w:numId w:val="4"/>
-        </w:numPr>
-        <w:spacing w:after="0"/>
-      </w:pPr>
-      <w:r>
-        <w:t xml:space="preserve">  counter++;</w:t>
-      </w:r>
-    </w:p>
-    <w:p>
-      <w:pPr>
-        <w:pStyle w:val="ListParagraph"/>
-        <w:numPr>
-          <w:ilvl w:val="2"/>
-          <w:numId w:val="4"/>
-        </w:numPr>
-        <w:spacing w:after="0"/>
-      </w:pPr>
-      <w:r>
-        <w:t xml:space="preserve">  printf("The value of count is: %d \n", count);</w:t>
-      </w:r>
-    </w:p>
-    <w:p>
-      <w:pPr>
-        <w:pStyle w:val="ListParagraph"/>
-        <w:numPr>
-          <w:ilvl w:val="2"/>
-          <w:numId w:val="4"/>
-        </w:numPr>
-        <w:spacing w:after="0"/>
-      </w:pPr>
-      <w:r>
-        <w:t>}</w:t>
-      </w:r>
-    </w:p>
-    <w:p>
-      <w:pPr>
-        <w:pStyle w:val="ListParagraph"/>
-        <w:numPr>
-          <w:ilvl w:val="0"/>
-          <w:numId w:val="2"/>
-        </w:numPr>
+        <w:t xml:space="preserve">Create a new </w:t>
+      </w:r>
+      <w:proofErr w:type="gramStart"/>
+      <w:r>
         <w:rPr>
           <w:b/>
           <w:bCs/>
           <w:sz w:val="24"/>
           <w:szCs w:val="24"/>
         </w:rPr>
-      </w:pPr>
+        <w:t>C++  main.cpp</w:t>
+      </w:r>
+      <w:proofErr w:type="gramEnd"/>
       <w:r>
         <w:rPr>
           <w:b/>
@@ -918,17 +612,547 @@
           <w:sz w:val="24"/>
           <w:szCs w:val="24"/>
         </w:rPr>
-        <w:t xml:space="preserve">Including </w:t>
-      </w:r>
-      <w:r>
+        <w:t xml:space="preserve"> file</w:t>
+      </w:r>
+    </w:p>
+    <w:p>
+      <w:pPr>
+        <w:pStyle w:val="ListParagraph"/>
+        <w:numPr>
+          <w:ilvl w:val="1"/>
+          <w:numId w:val="2"/>
+        </w:numPr>
+      </w:pPr>
+      <w:r>
+        <w:t>Click the PlatformIO extension button in the activity bar at the left</w:t>
+      </w:r>
+    </w:p>
+    <w:p>
+      <w:pPr>
+        <w:pStyle w:val="ListParagraph"/>
+        <w:numPr>
+          <w:ilvl w:val="1"/>
+          <w:numId w:val="2"/>
+        </w:numPr>
+      </w:pPr>
+      <w:r>
+        <w:t>Under quick access click PIO Home &gt; Open</w:t>
+      </w:r>
+    </w:p>
+    <w:p>
+      <w:pPr>
+        <w:pStyle w:val="ListParagraph"/>
+        <w:numPr>
+          <w:ilvl w:val="1"/>
+          <w:numId w:val="2"/>
+        </w:numPr>
+      </w:pPr>
+      <w:r>
+        <w:t>Then in the HOME tab click NEW PROJECT</w:t>
+      </w:r>
+    </w:p>
+    <w:p>
+      <w:pPr>
+        <w:pStyle w:val="ListParagraph"/>
+        <w:numPr>
+          <w:ilvl w:val="2"/>
+          <w:numId w:val="2"/>
+        </w:numPr>
+      </w:pPr>
+      <w:r>
+        <w:t>Give the project a name</w:t>
+      </w:r>
+    </w:p>
+    <w:p>
+      <w:pPr>
+        <w:pStyle w:val="ListParagraph"/>
+        <w:numPr>
+          <w:ilvl w:val="2"/>
+          <w:numId w:val="2"/>
+        </w:numPr>
+      </w:pPr>
+      <w:r>
+        <w:t>Choose a board by searching on a partial name e.g. ESP32 Dev…</w:t>
+      </w:r>
+    </w:p>
+    <w:p>
+      <w:pPr>
+        <w:pStyle w:val="ListParagraph"/>
+        <w:numPr>
+          <w:ilvl w:val="2"/>
+          <w:numId w:val="2"/>
+        </w:numPr>
+      </w:pPr>
+      <w:r>
+        <w:t>Choose a FRAMEWORK e.g. Arduino</w:t>
+      </w:r>
+    </w:p>
+    <w:p>
+      <w:pPr>
+        <w:pStyle w:val="ListParagraph"/>
+        <w:numPr>
+          <w:ilvl w:val="1"/>
+          <w:numId w:val="2"/>
+        </w:numPr>
+      </w:pPr>
+      <w:r>
+        <w:t>An example main.cpp</w:t>
+      </w:r>
+    </w:p>
+    <w:p>
+      <w:pPr>
+        <w:pStyle w:val="ListParagraph"/>
+        <w:numPr>
+          <w:ilvl w:val="2"/>
+          <w:numId w:val="4"/>
+        </w:numPr>
+        <w:spacing w:after="0"/>
+      </w:pPr>
+      <w:r>
+        <w:t>#include &lt;</w:t>
+      </w:r>
+      <w:proofErr w:type="spellStart"/>
+      <w:r>
+        <w:t>Arduino.h</w:t>
+      </w:r>
+      <w:proofErr w:type="spellEnd"/>
+      <w:r>
+        <w:t>&gt; //part of PlatformIO Arduino framework</w:t>
+      </w:r>
+    </w:p>
+    <w:p>
+      <w:pPr>
+        <w:pStyle w:val="ListParagraph"/>
+        <w:numPr>
+          <w:ilvl w:val="2"/>
+          <w:numId w:val="4"/>
+        </w:numPr>
+        <w:spacing w:after="0"/>
+      </w:pPr>
+      <w:r>
+        <w:t>#include "</w:t>
+      </w:r>
+      <w:proofErr w:type="spellStart"/>
+      <w:r>
+        <w:t>Arduino_GFX_Library.h</w:t>
+      </w:r>
+      <w:proofErr w:type="spellEnd"/>
+      <w:r>
+        <w:t>" //in lib folder</w:t>
+      </w:r>
+    </w:p>
+    <w:p>
+      <w:pPr>
+        <w:pStyle w:val="ListParagraph"/>
+        <w:numPr>
+          <w:ilvl w:val="2"/>
+          <w:numId w:val="4"/>
+        </w:numPr>
+        <w:spacing w:after="0"/>
+      </w:pPr>
+      <w:r>
+        <w:t>#include "</w:t>
+      </w:r>
+      <w:proofErr w:type="spellStart"/>
+      <w:r>
+        <w:t>RunningAverage.h</w:t>
+      </w:r>
+      <w:proofErr w:type="spellEnd"/>
+      <w:r>
+        <w:t>" //in lib folder</w:t>
+      </w:r>
+    </w:p>
+    <w:p>
+      <w:pPr>
+        <w:pStyle w:val="ListParagraph"/>
+        <w:numPr>
+          <w:ilvl w:val="2"/>
+          <w:numId w:val="4"/>
+        </w:numPr>
+        <w:spacing w:after="0"/>
+      </w:pPr>
+      <w:r>
+        <w:t>// put function declarations here:</w:t>
+      </w:r>
+    </w:p>
+    <w:p>
+      <w:pPr>
+        <w:pStyle w:val="ListParagraph"/>
+        <w:numPr>
+          <w:ilvl w:val="2"/>
+          <w:numId w:val="4"/>
+        </w:numPr>
+        <w:spacing w:after="0"/>
+      </w:pPr>
+      <w:r>
+        <w:t>int count = 0;</w:t>
+      </w:r>
+    </w:p>
+    <w:p>
+      <w:pPr>
+        <w:pStyle w:val="ListParagraph"/>
+        <w:numPr>
+          <w:ilvl w:val="2"/>
+          <w:numId w:val="4"/>
+        </w:numPr>
+        <w:spacing w:after="0"/>
+      </w:pPr>
+      <w:r>
+        <w:lastRenderedPageBreak/>
+        <w:t>static unsigned long counter = 5;</w:t>
+      </w:r>
+    </w:p>
+    <w:p>
+      <w:pPr>
+        <w:pStyle w:val="ListParagraph"/>
+        <w:numPr>
+          <w:ilvl w:val="2"/>
+          <w:numId w:val="4"/>
+        </w:numPr>
+        <w:spacing w:after="0"/>
+      </w:pPr>
+      <w:r>
+        <w:t xml:space="preserve">void </w:t>
+      </w:r>
+      <w:proofErr w:type="gramStart"/>
+      <w:r>
+        <w:t>setup(</w:t>
+      </w:r>
+      <w:proofErr w:type="gramEnd"/>
+      <w:r>
+        <w:t>) {</w:t>
+      </w:r>
+    </w:p>
+    <w:p>
+      <w:pPr>
+        <w:pStyle w:val="ListParagraph"/>
+        <w:numPr>
+          <w:ilvl w:val="2"/>
+          <w:numId w:val="4"/>
+        </w:numPr>
+        <w:spacing w:after="0"/>
+      </w:pPr>
+      <w:r>
+        <w:t xml:space="preserve">  // put your setup code here, to run once:</w:t>
+      </w:r>
+    </w:p>
+    <w:p>
+      <w:pPr>
+        <w:pStyle w:val="ListParagraph"/>
+        <w:numPr>
+          <w:ilvl w:val="2"/>
+          <w:numId w:val="4"/>
+        </w:numPr>
+        <w:spacing w:after="0"/>
+      </w:pPr>
+      <w:r>
+        <w:t xml:space="preserve">  </w:t>
+      </w:r>
+      <w:proofErr w:type="spellStart"/>
+      <w:r>
+        <w:t>pinMode</w:t>
+      </w:r>
+      <w:proofErr w:type="spellEnd"/>
+      <w:r>
+        <w:t>(</w:t>
+      </w:r>
+      <w:proofErr w:type="gramStart"/>
+      <w:r>
+        <w:t>2,OUTPUT</w:t>
+      </w:r>
+      <w:proofErr w:type="gramEnd"/>
+      <w:r>
+        <w:t>);</w:t>
+      </w:r>
+    </w:p>
+    <w:p>
+      <w:pPr>
+        <w:pStyle w:val="ListParagraph"/>
+        <w:numPr>
+          <w:ilvl w:val="2"/>
+          <w:numId w:val="4"/>
+        </w:numPr>
+        <w:spacing w:after="0"/>
+      </w:pPr>
+      <w:r>
+        <w:t xml:space="preserve">  </w:t>
+      </w:r>
+      <w:proofErr w:type="spellStart"/>
+      <w:r>
+        <w:t>Serial.begin</w:t>
+      </w:r>
+      <w:proofErr w:type="spellEnd"/>
+      <w:r>
+        <w:t>(115200); // send and receive at 9600 baud</w:t>
+      </w:r>
+    </w:p>
+    <w:p>
+      <w:pPr>
+        <w:pStyle w:val="ListParagraph"/>
+        <w:numPr>
+          <w:ilvl w:val="2"/>
+          <w:numId w:val="4"/>
+        </w:numPr>
+        <w:spacing w:after="0"/>
+      </w:pPr>
+      <w:r>
+        <w:t>}</w:t>
+      </w:r>
+    </w:p>
+    <w:p>
+      <w:pPr>
+        <w:pStyle w:val="ListParagraph"/>
+        <w:numPr>
+          <w:ilvl w:val="2"/>
+          <w:numId w:val="4"/>
+        </w:numPr>
+        <w:spacing w:after="0"/>
+      </w:pPr>
+      <w:r>
+        <w:t xml:space="preserve">void </w:t>
+      </w:r>
+      <w:proofErr w:type="gramStart"/>
+      <w:r>
+        <w:t>loop(</w:t>
+      </w:r>
+      <w:proofErr w:type="gramEnd"/>
+      <w:r>
+        <w:t>) {</w:t>
+      </w:r>
+    </w:p>
+    <w:p>
+      <w:pPr>
+        <w:pStyle w:val="ListParagraph"/>
+        <w:numPr>
+          <w:ilvl w:val="2"/>
+          <w:numId w:val="4"/>
+        </w:numPr>
+        <w:spacing w:after="0"/>
+      </w:pPr>
+      <w:r>
+        <w:t xml:space="preserve">  // put your main code here, to run repeatedly:</w:t>
+      </w:r>
+    </w:p>
+    <w:p>
+      <w:pPr>
+        <w:pStyle w:val="ListParagraph"/>
+        <w:numPr>
+          <w:ilvl w:val="2"/>
+          <w:numId w:val="4"/>
+        </w:numPr>
+        <w:spacing w:after="0"/>
+      </w:pPr>
+      <w:r>
+        <w:t>// turn the LED off (HIGH is the voltage level)</w:t>
+      </w:r>
+    </w:p>
+    <w:p>
+      <w:pPr>
+        <w:pStyle w:val="ListParagraph"/>
+        <w:numPr>
+          <w:ilvl w:val="2"/>
+          <w:numId w:val="4"/>
+        </w:numPr>
+        <w:spacing w:after="0"/>
+      </w:pPr>
+      <w:r>
+        <w:t xml:space="preserve">  </w:t>
+      </w:r>
+      <w:proofErr w:type="spellStart"/>
+      <w:proofErr w:type="gramStart"/>
+      <w:r>
+        <w:t>digitalWrite</w:t>
+      </w:r>
+      <w:proofErr w:type="spellEnd"/>
+      <w:r>
+        <w:t>(</w:t>
+      </w:r>
+      <w:proofErr w:type="gramEnd"/>
+      <w:r>
+        <w:t>LED_BUILTIN, HIGH);</w:t>
+      </w:r>
+    </w:p>
+    <w:p>
+      <w:pPr>
+        <w:pStyle w:val="ListParagraph"/>
+        <w:numPr>
+          <w:ilvl w:val="2"/>
+          <w:numId w:val="4"/>
+        </w:numPr>
+        <w:spacing w:after="0"/>
+      </w:pPr>
+      <w:r>
+        <w:t xml:space="preserve">  // wait for a second</w:t>
+      </w:r>
+    </w:p>
+    <w:p>
+      <w:pPr>
+        <w:pStyle w:val="ListParagraph"/>
+        <w:numPr>
+          <w:ilvl w:val="2"/>
+          <w:numId w:val="4"/>
+        </w:numPr>
+        <w:spacing w:after="0"/>
+      </w:pPr>
+      <w:r>
+        <w:t xml:space="preserve">  </w:t>
+      </w:r>
+      <w:proofErr w:type="gramStart"/>
+      <w:r>
+        <w:t>delay(</w:t>
+      </w:r>
+      <w:proofErr w:type="gramEnd"/>
+      <w:r>
+        <w:t>500);</w:t>
+      </w:r>
+    </w:p>
+    <w:p>
+      <w:pPr>
+        <w:pStyle w:val="ListParagraph"/>
+        <w:numPr>
+          <w:ilvl w:val="2"/>
+          <w:numId w:val="4"/>
+        </w:numPr>
+        <w:spacing w:after="0"/>
+      </w:pPr>
+      <w:r>
+        <w:t xml:space="preserve">  // turn the LED on by making the voltage LOW</w:t>
+      </w:r>
+    </w:p>
+    <w:p>
+      <w:pPr>
+        <w:pStyle w:val="ListParagraph"/>
+        <w:numPr>
+          <w:ilvl w:val="2"/>
+          <w:numId w:val="4"/>
+        </w:numPr>
+        <w:spacing w:after="0"/>
+      </w:pPr>
+      <w:r>
+        <w:t xml:space="preserve">  </w:t>
+      </w:r>
+      <w:proofErr w:type="spellStart"/>
+      <w:proofErr w:type="gramStart"/>
+      <w:r>
+        <w:t>digitalWrite</w:t>
+      </w:r>
+      <w:proofErr w:type="spellEnd"/>
+      <w:r>
+        <w:t>(</w:t>
+      </w:r>
+      <w:proofErr w:type="gramEnd"/>
+      <w:r>
+        <w:t>LED_BUILTIN, LOW);</w:t>
+      </w:r>
+    </w:p>
+    <w:p>
+      <w:pPr>
+        <w:pStyle w:val="ListParagraph"/>
+        <w:numPr>
+          <w:ilvl w:val="2"/>
+          <w:numId w:val="4"/>
+        </w:numPr>
+        <w:spacing w:after="0"/>
+      </w:pPr>
+      <w:r>
+        <w:t xml:space="preserve">  // wait for a second</w:t>
+      </w:r>
+    </w:p>
+    <w:p>
+      <w:pPr>
+        <w:pStyle w:val="ListParagraph"/>
+        <w:numPr>
+          <w:ilvl w:val="2"/>
+          <w:numId w:val="4"/>
+        </w:numPr>
+        <w:spacing w:after="0"/>
+      </w:pPr>
+      <w:r>
+        <w:t xml:space="preserve">  </w:t>
+      </w:r>
+      <w:proofErr w:type="gramStart"/>
+      <w:r>
+        <w:t>delay(</w:t>
+      </w:r>
+      <w:proofErr w:type="gramEnd"/>
+      <w:r>
+        <w:t>500);</w:t>
+      </w:r>
+    </w:p>
+    <w:p>
+      <w:pPr>
+        <w:pStyle w:val="ListParagraph"/>
+        <w:numPr>
+          <w:ilvl w:val="2"/>
+          <w:numId w:val="4"/>
+        </w:numPr>
+        <w:spacing w:after="0"/>
+      </w:pPr>
+      <w:r>
+        <w:t xml:space="preserve">  count++;</w:t>
+      </w:r>
+    </w:p>
+    <w:p>
+      <w:pPr>
+        <w:pStyle w:val="ListParagraph"/>
+        <w:numPr>
+          <w:ilvl w:val="2"/>
+          <w:numId w:val="4"/>
+        </w:numPr>
+        <w:spacing w:after="0"/>
+      </w:pPr>
+      <w:r>
+        <w:t xml:space="preserve">  counter++;</w:t>
+      </w:r>
+    </w:p>
+    <w:p>
+      <w:pPr>
+        <w:pStyle w:val="ListParagraph"/>
+        <w:numPr>
+          <w:ilvl w:val="2"/>
+          <w:numId w:val="4"/>
+        </w:numPr>
+        <w:spacing w:after="0"/>
+      </w:pPr>
+      <w:r>
+        <w:t xml:space="preserve">  </w:t>
+      </w:r>
+      <w:proofErr w:type="gramStart"/>
+      <w:r>
+        <w:t>printf(</w:t>
+      </w:r>
+      <w:proofErr w:type="gramEnd"/>
+      <w:r>
+        <w:t>"The value of count is: %d \n", count);</w:t>
+      </w:r>
+    </w:p>
+    <w:p>
+      <w:pPr>
+        <w:pStyle w:val="ListParagraph"/>
+        <w:numPr>
+          <w:ilvl w:val="2"/>
+          <w:numId w:val="4"/>
+        </w:numPr>
+        <w:spacing w:after="0"/>
+      </w:pPr>
+      <w:r>
+        <w:t>}</w:t>
+      </w:r>
+    </w:p>
+    <w:p>
+      <w:pPr>
+        <w:pStyle w:val="ListParagraph"/>
+        <w:numPr>
+          <w:ilvl w:val="0"/>
+          <w:numId w:val="2"/>
+        </w:numPr>
         <w:rPr>
           <w:b/>
           <w:bCs/>
           <w:sz w:val="24"/>
           <w:szCs w:val="24"/>
         </w:rPr>
-        <w:t xml:space="preserve">Arduino </w:t>
-      </w:r>
+      </w:pPr>
       <w:r>
         <w:rPr>
           <w:b/>
@@ -936,89 +1160,17 @@
           <w:sz w:val="24"/>
           <w:szCs w:val="24"/>
         </w:rPr>
-        <w:t>libraries</w:t>
-      </w:r>
-    </w:p>
-    <w:p>
-      <w:pPr>
-        <w:pStyle w:val="ListParagraph"/>
-        <w:numPr>
-          <w:ilvl w:val="1"/>
-          <w:numId w:val="2"/>
-        </w:numPr>
-      </w:pPr>
-      <w:r>
-        <w:t xml:space="preserve">Copy library folder from e.g. </w:t>
-      </w:r>
-      <w:r>
-        <w:t xml:space="preserve">GFX_Library_for_Arduino </w:t>
-      </w:r>
-      <w:r>
-        <w:t>from:</w:t>
-      </w:r>
-    </w:p>
-    <w:p>
-      <w:pPr>
-        <w:pStyle w:val="ListParagraph"/>
-        <w:numPr>
-          <w:ilvl w:val="2"/>
-          <w:numId w:val="2"/>
-        </w:numPr>
-      </w:pPr>
-      <w:r>
-        <w:t>E:\Users\Steven\Documents\GitHub\Arduino_IDE2\Arduino_IDE2_Sketches\libraries\</w:t>
-      </w:r>
-    </w:p>
-    <w:p>
-      <w:pPr>
-        <w:pStyle w:val="ListParagraph"/>
-        <w:numPr>
-          <w:ilvl w:val="1"/>
-          <w:numId w:val="2"/>
-        </w:numPr>
-      </w:pPr>
-      <w:r>
-        <w:t>Paste into e.g.</w:t>
-      </w:r>
-    </w:p>
-    <w:p>
-      <w:pPr>
-        <w:pStyle w:val="ListParagraph"/>
-        <w:numPr>
-          <w:ilvl w:val="2"/>
-          <w:numId w:val="2"/>
-        </w:numPr>
-      </w:pPr>
-      <w:r>
-        <w:t>E:\Users\Steven\Documents\GitHub\PlatformIO\Blink_ESP32_and_debug\lib</w:t>
-      </w:r>
-    </w:p>
-    <w:p>
-      <w:pPr>
-        <w:pStyle w:val="ListParagraph"/>
-        <w:numPr>
-          <w:ilvl w:val="1"/>
-          <w:numId w:val="2"/>
-        </w:numPr>
-      </w:pPr>
-      <w:r>
-        <w:t>The added libraries will appear in the “lib” section of the project in the explorer activity Ctrl + Shift + E</w:t>
-      </w:r>
-    </w:p>
-    <w:p>
-      <w:pPr>
-        <w:pStyle w:val="ListParagraph"/>
-        <w:numPr>
-          <w:ilvl w:val="0"/>
-          <w:numId w:val="2"/>
-        </w:numPr>
+        <w:t xml:space="preserve">Including </w:t>
+      </w:r>
+      <w:r>
         <w:rPr>
           <w:b/>
           <w:bCs/>
           <w:sz w:val="24"/>
           <w:szCs w:val="24"/>
         </w:rPr>
-      </w:pPr>
+        <w:t xml:space="preserve">Arduino </w:t>
+      </w:r>
       <w:r>
         <w:rPr>
           <w:b/>
@@ -1026,6 +1178,101 @@
           <w:sz w:val="24"/>
           <w:szCs w:val="24"/>
         </w:rPr>
+        <w:t>libraries</w:t>
+      </w:r>
+    </w:p>
+    <w:p>
+      <w:pPr>
+        <w:pStyle w:val="ListParagraph"/>
+        <w:numPr>
+          <w:ilvl w:val="1"/>
+          <w:numId w:val="2"/>
+        </w:numPr>
+      </w:pPr>
+      <w:r>
+        <w:t xml:space="preserve">Copy library folder from e.g. </w:t>
+      </w:r>
+      <w:proofErr w:type="spellStart"/>
+      <w:r>
+        <w:t>GFX_Library_for_Arduino</w:t>
+      </w:r>
+      <w:proofErr w:type="spellEnd"/>
+      <w:r>
+        <w:t xml:space="preserve"> </w:t>
+      </w:r>
+      <w:r>
+        <w:t>from:</w:t>
+      </w:r>
+    </w:p>
+    <w:p>
+      <w:pPr>
+        <w:pStyle w:val="ListParagraph"/>
+        <w:numPr>
+          <w:ilvl w:val="2"/>
+          <w:numId w:val="2"/>
+        </w:numPr>
+      </w:pPr>
+      <w:r>
+        <w:t>E:\Users\Steven\Documents\GitHub\Arduino_IDE2\Arduino_IDE2_Sketches\libraries\</w:t>
+      </w:r>
+    </w:p>
+    <w:p>
+      <w:pPr>
+        <w:pStyle w:val="ListParagraph"/>
+        <w:numPr>
+          <w:ilvl w:val="1"/>
+          <w:numId w:val="2"/>
+        </w:numPr>
+      </w:pPr>
+      <w:r>
+        <w:t>Paste into e.g.</w:t>
+      </w:r>
+    </w:p>
+    <w:p>
+      <w:pPr>
+        <w:pStyle w:val="ListParagraph"/>
+        <w:numPr>
+          <w:ilvl w:val="2"/>
+          <w:numId w:val="2"/>
+        </w:numPr>
+      </w:pPr>
+      <w:r>
+        <w:t>E:\Users\Steven\Documents\GitHub\PlatformIO\Blink_ESP32_and_debug\lib</w:t>
+      </w:r>
+    </w:p>
+    <w:p>
+      <w:pPr>
+        <w:pStyle w:val="ListParagraph"/>
+        <w:numPr>
+          <w:ilvl w:val="1"/>
+          <w:numId w:val="2"/>
+        </w:numPr>
+      </w:pPr>
+      <w:r>
+        <w:t>The added libraries will appear in the “lib” section of the project in the explorer activity Ctrl + Shift + E</w:t>
+      </w:r>
+    </w:p>
+    <w:p>
+      <w:pPr>
+        <w:pStyle w:val="ListParagraph"/>
+        <w:numPr>
+          <w:ilvl w:val="0"/>
+          <w:numId w:val="2"/>
+        </w:numPr>
+        <w:rPr>
+          <w:b/>
+          <w:bCs/>
+          <w:sz w:val="24"/>
+          <w:szCs w:val="24"/>
+        </w:rPr>
+      </w:pPr>
+      <w:r>
+        <w:rPr>
+          <w:b/>
+          <w:bCs/>
+          <w:sz w:val="24"/>
+          <w:szCs w:val="24"/>
+        </w:rPr>
         <w:t>PlatformIO.ini file</w:t>
       </w:r>
     </w:p>
@@ -1051,7 +1298,15 @@
         <w:ind w:left="1800"/>
       </w:pPr>
       <w:r>
-        <w:t>[env:esp32doit-devkit-v1] ;environment specifier</w:t>
+        <w:t>[</w:t>
+      </w:r>
+      <w:proofErr w:type="gramStart"/>
+      <w:r>
+        <w:t>env:esp</w:t>
+      </w:r>
+      <w:proofErr w:type="gramEnd"/>
+      <w:r>
+        <w:t>32doit-devkit-v1] ;environment specifier</w:t>
       </w:r>
     </w:p>
     <w:p>
@@ -1070,7 +1325,15 @@
         <w:t>platform</w:t>
       </w:r>
       <w:r>
-        <w:t xml:space="preserve"> = espressif32 ;device platform</w:t>
+        <w:t xml:space="preserve"> = espressif</w:t>
+      </w:r>
+      <w:proofErr w:type="gramStart"/>
+      <w:r>
+        <w:t>32 ;device</w:t>
+      </w:r>
+      <w:proofErr w:type="gramEnd"/>
+      <w:r>
+        <w:t xml:space="preserve"> platform</w:t>
       </w:r>
     </w:p>
     <w:p>
@@ -1089,7 +1352,15 @@
         <w:t>board</w:t>
       </w:r>
       <w:r>
-        <w:t xml:space="preserve"> = esp32doit-devkit-v1 ;board type</w:t>
+        <w:t xml:space="preserve"> = esp32doit-devkit-v</w:t>
+      </w:r>
+      <w:proofErr w:type="gramStart"/>
+      <w:r>
+        <w:t>1 ;board</w:t>
+      </w:r>
+      <w:proofErr w:type="gramEnd"/>
+      <w:r>
+        <w:t xml:space="preserve"> type</w:t>
       </w:r>
     </w:p>
     <w:p>
@@ -1108,7 +1379,15 @@
         <w:t>framework</w:t>
       </w:r>
       <w:r>
-        <w:t xml:space="preserve"> = arduino ;programming framework</w:t>
+        <w:t xml:space="preserve"> = </w:t>
+      </w:r>
+      <w:proofErr w:type="gramStart"/>
+      <w:r>
+        <w:t>arduino ;programming</w:t>
+      </w:r>
+      <w:proofErr w:type="gramEnd"/>
+      <w:r>
+        <w:t xml:space="preserve"> framework</w:t>
       </w:r>
     </w:p>
     <w:p>
@@ -1127,7 +1406,15 @@
         <w:t xml:space="preserve">build_type </w:t>
       </w:r>
       <w:r>
-        <w:t>= debug ;build in debug mode, not release mode</w:t>
+        <w:t xml:space="preserve">= </w:t>
+      </w:r>
+      <w:proofErr w:type="gramStart"/>
+      <w:r>
+        <w:t>debug ;build</w:t>
+      </w:r>
+      <w:proofErr w:type="gramEnd"/>
+      <w:r>
+        <w:t xml:space="preserve"> in debug mode, not release mode</w:t>
       </w:r>
     </w:p>
     <w:p>
@@ -1146,7 +1433,23 @@
         <w:t xml:space="preserve">debug tool </w:t>
       </w:r>
       <w:r>
-        <w:t>= esp-prog ;debugging board name</w:t>
+        <w:t xml:space="preserve">= </w:t>
+      </w:r>
+      <w:proofErr w:type="spellStart"/>
+      <w:r>
+        <w:t>esp</w:t>
+      </w:r>
+      <w:proofErr w:type="spellEnd"/>
+      <w:r>
+        <w:t>-</w:t>
+      </w:r>
+      <w:proofErr w:type="gramStart"/>
+      <w:r>
+        <w:t>prog ;debugging</w:t>
+      </w:r>
+      <w:proofErr w:type="gramEnd"/>
+      <w:r>
+        <w:t xml:space="preserve"> board name</w:t>
       </w:r>
     </w:p>
     <w:p>
@@ -1158,14 +1461,30 @@
         </w:numPr>
         <w:ind w:left="1800"/>
       </w:pPr>
+      <w:proofErr w:type="spellStart"/>
       <w:r>
         <w:rPr>
           <w:color w:val="00B0F0"/>
         </w:rPr>
-        <w:t xml:space="preserve">debug_speed </w:t>
-      </w:r>
-      <w:r>
-        <w:t>= 5000 ;JTAG protocol clock speed in KHz, between 1000 to 5000</w:t>
+        <w:t>debug_speed</w:t>
+      </w:r>
+      <w:proofErr w:type="spellEnd"/>
+      <w:r>
+        <w:rPr>
+          <w:color w:val="00B0F0"/>
+        </w:rPr>
+        <w:t xml:space="preserve"> </w:t>
+      </w:r>
+      <w:r>
+        <w:t xml:space="preserve">= </w:t>
+      </w:r>
+      <w:proofErr w:type="gramStart"/>
+      <w:r>
+        <w:t>5000 ;JTAG</w:t>
+      </w:r>
+      <w:proofErr w:type="gramEnd"/>
+      <w:r>
+        <w:t xml:space="preserve"> protocol clock speed in KHz, between 1000 to 5000</w:t>
       </w:r>
     </w:p>
     <w:p>
@@ -1177,14 +1496,29 @@
         </w:numPr>
         <w:ind w:left="1800"/>
       </w:pPr>
+      <w:proofErr w:type="spellStart"/>
       <w:r>
         <w:rPr>
           <w:color w:val="00B0F0"/>
         </w:rPr>
         <w:t>debug_build_flags</w:t>
       </w:r>
-      <w:r>
-        <w:t xml:space="preserve"> = -O0 -g -ggdb ;leave everything as is, e.g. do not optimise variables out of existence</w:t>
+      <w:proofErr w:type="spellEnd"/>
+      <w:r>
+        <w:t xml:space="preserve"> = -O0 -g -</w:t>
+      </w:r>
+      <w:proofErr w:type="spellStart"/>
+      <w:proofErr w:type="gramStart"/>
+      <w:r>
+        <w:t>ggdb</w:t>
+      </w:r>
+      <w:proofErr w:type="spellEnd"/>
+      <w:r>
+        <w:t xml:space="preserve"> ;leave</w:t>
+      </w:r>
+      <w:proofErr w:type="gramEnd"/>
+      <w:r>
+        <w:t xml:space="preserve"> everything as is, e.g. do not optimise variables out of existence</w:t>
       </w:r>
     </w:p>
     <w:p>
@@ -1196,14 +1530,38 @@
         </w:numPr>
         <w:ind w:left="1800"/>
       </w:pPr>
+      <w:proofErr w:type="spellStart"/>
       <w:r>
         <w:rPr>
           <w:color w:val="00B0F0"/>
         </w:rPr>
-        <w:t xml:space="preserve">debug_init_break </w:t>
-      </w:r>
-      <w:r>
-        <w:t>= tbreak setup ;creates hidden breakpoint at first line of setup() function</w:t>
+        <w:t>debug_init_break</w:t>
+      </w:r>
+      <w:proofErr w:type="spellEnd"/>
+      <w:r>
+        <w:rPr>
+          <w:color w:val="00B0F0"/>
+        </w:rPr>
+        <w:t xml:space="preserve"> </w:t>
+      </w:r>
+      <w:r>
+        <w:t xml:space="preserve">= </w:t>
+      </w:r>
+      <w:proofErr w:type="spellStart"/>
+      <w:r>
+        <w:t>tbreak</w:t>
+      </w:r>
+      <w:proofErr w:type="spellEnd"/>
+      <w:r>
+        <w:t xml:space="preserve"> </w:t>
+      </w:r>
+      <w:proofErr w:type="gramStart"/>
+      <w:r>
+        <w:t>setup ;creates</w:t>
+      </w:r>
+      <w:proofErr w:type="gramEnd"/>
+      <w:r>
+        <w:t xml:space="preserve"> hidden breakpoint at first line of setup() function</w:t>
       </w:r>
     </w:p>
     <w:p>
@@ -1215,14 +1573,38 @@
         </w:numPr>
         <w:ind w:left="1800"/>
       </w:pPr>
+      <w:proofErr w:type="spellStart"/>
       <w:r>
         <w:rPr>
           <w:color w:val="00B0F0"/>
         </w:rPr>
-        <w:t xml:space="preserve">upload_protocol </w:t>
-      </w:r>
-      <w:r>
-        <w:t>= esp-prog ;use for upload as well as debug</w:t>
+        <w:t>upload_protocol</w:t>
+      </w:r>
+      <w:proofErr w:type="spellEnd"/>
+      <w:r>
+        <w:rPr>
+          <w:color w:val="00B0F0"/>
+        </w:rPr>
+        <w:t xml:space="preserve"> </w:t>
+      </w:r>
+      <w:r>
+        <w:t xml:space="preserve">= </w:t>
+      </w:r>
+      <w:proofErr w:type="spellStart"/>
+      <w:r>
+        <w:t>esp</w:t>
+      </w:r>
+      <w:proofErr w:type="spellEnd"/>
+      <w:r>
+        <w:t>-</w:t>
+      </w:r>
+      <w:proofErr w:type="gramStart"/>
+      <w:r>
+        <w:t>prog ;use</w:t>
+      </w:r>
+      <w:proofErr w:type="gramEnd"/>
+      <w:r>
+        <w:t xml:space="preserve"> for upload as well as debug</w:t>
       </w:r>
     </w:p>
     <w:p>
@@ -1234,14 +1616,30 @@
         </w:numPr>
         <w:ind w:left="1800"/>
       </w:pPr>
+      <w:proofErr w:type="spellStart"/>
       <w:r>
         <w:rPr>
           <w:color w:val="00B0F0"/>
         </w:rPr>
-        <w:t xml:space="preserve">monitor_speed </w:t>
-      </w:r>
-      <w:r>
-        <w:t>= 115200 ;serial monitor COM port speed (defaults to 115200 anyway)</w:t>
+        <w:t>monitor_speed</w:t>
+      </w:r>
+      <w:proofErr w:type="spellEnd"/>
+      <w:r>
+        <w:rPr>
+          <w:color w:val="00B0F0"/>
+        </w:rPr>
+        <w:t xml:space="preserve"> </w:t>
+      </w:r>
+      <w:r>
+        <w:t xml:space="preserve">= </w:t>
+      </w:r>
+      <w:proofErr w:type="gramStart"/>
+      <w:r>
+        <w:t>115200 ;serial</w:t>
+      </w:r>
+      <w:proofErr w:type="gramEnd"/>
+      <w:r>
+        <w:t xml:space="preserve"> monitor COM port speed (defaults to 115200 anyway)</w:t>
       </w:r>
     </w:p>
     <w:p>
@@ -1253,14 +1651,24 @@
         </w:numPr>
         <w:ind w:left="1800"/>
       </w:pPr>
+      <w:proofErr w:type="spellStart"/>
       <w:r>
         <w:rPr>
           <w:color w:val="00B0F0"/>
         </w:rPr>
         <w:t>monitor_port</w:t>
       </w:r>
-      <w:r>
-        <w:t xml:space="preserve"> = COM3 ;COM port used for serial operations like printf</w:t>
+      <w:proofErr w:type="spellEnd"/>
+      <w:r>
+        <w:t xml:space="preserve"> = COM</w:t>
+      </w:r>
+      <w:proofErr w:type="gramStart"/>
+      <w:r>
+        <w:t>3 ;COM</w:t>
+      </w:r>
+      <w:proofErr w:type="gramEnd"/>
+      <w:r>
+        <w:t xml:space="preserve"> port used for serial operations like printf</w:t>
       </w:r>
     </w:p>
     <w:p>
@@ -1522,8 +1930,13 @@
       <w:r>
         <w:t xml:space="preserve">Code will be built in debug mode, if not already done, uploaded and the debugger started which will stop at the first line of </w:t>
       </w:r>
-      <w:r>
-        <w:t>setup()</w:t>
+      <w:proofErr w:type="gramStart"/>
+      <w:r>
+        <w:t>setup(</w:t>
+      </w:r>
+      <w:proofErr w:type="gramEnd"/>
+      <w:r>
+        <w:t>)</w:t>
       </w:r>
       <w:r>
         <w:t>.</w:t>
@@ -1962,11 +2375,19 @@
           <w:rFonts w:cstheme="minorHAnsi"/>
         </w:rPr>
       </w:pPr>
-      <w:r>
-        <w:rPr>
-          <w:rFonts w:cstheme="minorHAnsi"/>
-        </w:rPr>
-        <w:t>pio settings get</w:t>
+      <w:proofErr w:type="spellStart"/>
+      <w:r>
+        <w:rPr>
+          <w:rFonts w:cstheme="minorHAnsi"/>
+        </w:rPr>
+        <w:t>pio</w:t>
+      </w:r>
+      <w:proofErr w:type="spellEnd"/>
+      <w:r>
+        <w:rPr>
+          <w:rFonts w:cstheme="minorHAnsi"/>
+        </w:rPr>
+        <w:t xml:space="preserve"> settings get</w:t>
       </w:r>
       <w:r>
         <w:rPr>
@@ -1974,12 +2395,28 @@
         </w:rPr>
         <w:t xml:space="preserve"> or </w:t>
       </w:r>
-      <w:r>
-        <w:rPr>
-          <w:rFonts w:cstheme="minorHAnsi"/>
-        </w:rPr>
-        <w:t>pio settings get projects_dir</w:t>
-      </w:r>
+      <w:proofErr w:type="spellStart"/>
+      <w:r>
+        <w:rPr>
+          <w:rFonts w:cstheme="minorHAnsi"/>
+        </w:rPr>
+        <w:t>pio</w:t>
+      </w:r>
+      <w:proofErr w:type="spellEnd"/>
+      <w:r>
+        <w:rPr>
+          <w:rFonts w:cstheme="minorHAnsi"/>
+        </w:rPr>
+        <w:t xml:space="preserve"> settings get </w:t>
+      </w:r>
+      <w:proofErr w:type="spellStart"/>
+      <w:r>
+        <w:rPr>
+          <w:rFonts w:cstheme="minorHAnsi"/>
+        </w:rPr>
+        <w:t>projects_dir</w:t>
+      </w:r>
+      <w:proofErr w:type="spellEnd"/>
     </w:p>
     <w:p>
       <w:pPr>
@@ -2017,11 +2454,33 @@
         <w:lastRenderedPageBreak/>
         <w:t xml:space="preserve"> </w:t>
       </w:r>
-      <w:r>
-        <w:rPr>
-          <w:rFonts w:cstheme="minorHAnsi"/>
-        </w:rPr>
-        <w:t>pio settings set projects_dir E:\Users\Steven\Documents\GitHub\PlatformIO</w:t>
+      <w:proofErr w:type="spellStart"/>
+      <w:r>
+        <w:rPr>
+          <w:rFonts w:cstheme="minorHAnsi"/>
+        </w:rPr>
+        <w:t>pio</w:t>
+      </w:r>
+      <w:proofErr w:type="spellEnd"/>
+      <w:r>
+        <w:rPr>
+          <w:rFonts w:cstheme="minorHAnsi"/>
+        </w:rPr>
+        <w:t xml:space="preserve"> settings set </w:t>
+      </w:r>
+      <w:proofErr w:type="spellStart"/>
+      <w:r>
+        <w:rPr>
+          <w:rFonts w:cstheme="minorHAnsi"/>
+        </w:rPr>
+        <w:t>projects_dir</w:t>
+      </w:r>
+      <w:proofErr w:type="spellEnd"/>
+      <w:r>
+        <w:rPr>
+          <w:rFonts w:cstheme="minorHAnsi"/>
+        </w:rPr>
+        <w:t xml:space="preserve"> E:\Users\Steven\Documents\GitHub\PlatformIO</w:t>
       </w:r>
     </w:p>
     <w:p>
@@ -2077,11 +2536,19 @@
         </w:rPr>
         <w:t xml:space="preserve">Verify default project path has been changed by opening PIO Home, clicking the New Project button and then hovering the mouse cursor over </w:t>
       </w:r>
-      <w:r>
-        <w:rPr>
-          <w:rFonts w:cstheme="minorHAnsi"/>
-        </w:rPr>
-        <w:t xml:space="preserve">the ? next to the </w:t>
+      <w:proofErr w:type="gramStart"/>
+      <w:r>
+        <w:rPr>
+          <w:rFonts w:cstheme="minorHAnsi"/>
+        </w:rPr>
+        <w:t>the ?</w:t>
+      </w:r>
+      <w:proofErr w:type="gramEnd"/>
+      <w:r>
+        <w:rPr>
+          <w:rFonts w:cstheme="minorHAnsi"/>
+        </w:rPr>
+        <w:t xml:space="preserve"> next to the </w:t>
       </w:r>
       <w:r>
         <w:rPr>
